--- a/docs/factsheets/f-conicsections.docx
+++ b/docs/factsheets/f-conicsections.docx
@@ -34,7 +34,7 @@
         <w:t xml:space="preserve">This fact sheet provides an overview of 2D conic sections, including general equations, discriminants, types of conics, standard forms, key features, and labeled graphs.</w:t>
       </w:r>
     </w:p>
-    <w:bookmarkStart w:id="21" w:name="general-quadratic-equation-for-conics"/>
+    <w:bookmarkStart w:id="10" w:name="general-quadratic-equation-for-conics"/>
     <w:p>
       <w:pPr>
         <w:pStyle w:val="Heading1"/>
@@ -169,7 +169,7 @@
         </m:oMath>
       </m:oMathPara>
     </w:p>
-    <w:bookmarkStart w:id="20" w:name="discriminant-and-conic-type"/>
+    <w:bookmarkStart w:id="9" w:name="discriminant-and-conic-type"/>
     <w:p>
       <w:pPr>
         <w:pStyle w:val="Heading3"/>
@@ -196,6 +196,9 @@
         </m:oMathParaPr>
         <m:oMath>
           <m:r>
+            <m:rPr>
+              <m:sty m:val="p"/>
+            </m:rPr>
             <m:t>Δ</m:t>
           </m:r>
           <m:r>
@@ -300,6 +303,9 @@
             </w:pPr>
             <m:oMath>
               <m:r>
+                <m:rPr>
+                  <m:sty m:val="p"/>
+                </m:rPr>
                 <m:t>Δ</m:t>
               </m:r>
               <m:r>
@@ -386,6 +392,9 @@
             </w:pPr>
             <m:oMath>
               <m:r>
+                <m:rPr>
+                  <m:sty m:val="p"/>
+                </m:rPr>
                 <m:t>Δ</m:t>
               </m:r>
               <m:r>
@@ -429,6 +438,9 @@
             </w:pPr>
             <m:oMath>
               <m:r>
+                <m:rPr>
+                  <m:sty m:val="p"/>
+                </m:rPr>
                 <m:t>Δ</m:t>
               </m:r>
               <m:r>
@@ -471,9 +483,9 @@
         </w:pict>
       </w:r>
     </w:p>
-    <w:bookmarkEnd w:id="20"/>
-    <w:bookmarkEnd w:id="21"/>
-    <w:bookmarkStart w:id="26" w:name="conic-sections"/>
+    <w:bookmarkEnd w:id="9"/>
+    <w:bookmarkEnd w:id="10"/>
+    <w:bookmarkStart w:id="15" w:name="conic-sections"/>
     <w:p>
       <w:pPr>
         <w:pStyle w:val="Heading1"/>
@@ -482,7 +494,7 @@
         <w:t xml:space="preserve">Conic Sections</w:t>
       </w:r>
     </w:p>
-    <w:bookmarkStart w:id="22" w:name="circle"/>
+    <w:bookmarkStart w:id="11" w:name="circle"/>
     <w:p>
       <w:pPr>
         <w:pStyle w:val="Heading2"/>
@@ -512,30 +524,32 @@
           <m:jc m:val="center"/>
         </m:oMathParaPr>
         <m:oMath>
+          <m:r>
+            <m:rPr>
+              <m:sty m:val="p"/>
+            </m:rPr>
+            <m:t>(</m:t>
+          </m:r>
+          <m:r>
+            <m:t>x</m:t>
+          </m:r>
+          <m:r>
+            <m:rPr>
+              <m:sty m:val="p"/>
+            </m:rPr>
+            <m:t>−</m:t>
+          </m:r>
+          <m:r>
+            <m:t>h</m:t>
+          </m:r>
           <m:sSup>
             <m:e>
-              <m:d>
-                <m:dPr>
-                  <m:begChr m:val="("/>
-                  <m:sepChr m:val=""/>
-                  <m:endChr m:val=")"/>
-                  <m:grow/>
-                </m:dPr>
-                <m:e>
-                  <m:r>
-                    <m:t>x</m:t>
-                  </m:r>
-                  <m:r>
-                    <m:rPr>
-                      <m:sty m:val="p"/>
-                    </m:rPr>
-                    <m:t>−</m:t>
-                  </m:r>
-                  <m:r>
-                    <m:t>h</m:t>
-                  </m:r>
-                </m:e>
-              </m:d>
+              <m:r>
+                <m:rPr>
+                  <m:sty m:val="p"/>
+                </m:rPr>
+                <m:t>)</m:t>
+              </m:r>
             </m:e>
             <m:sup>
               <m:r>
@@ -549,30 +563,32 @@
             </m:rPr>
             <m:t>+</m:t>
           </m:r>
+          <m:r>
+            <m:rPr>
+              <m:sty m:val="p"/>
+            </m:rPr>
+            <m:t>(</m:t>
+          </m:r>
+          <m:r>
+            <m:t>y</m:t>
+          </m:r>
+          <m:r>
+            <m:rPr>
+              <m:sty m:val="p"/>
+            </m:rPr>
+            <m:t>−</m:t>
+          </m:r>
+          <m:r>
+            <m:t>k</m:t>
+          </m:r>
           <m:sSup>
             <m:e>
-              <m:d>
-                <m:dPr>
-                  <m:begChr m:val="("/>
-                  <m:sepChr m:val=""/>
-                  <m:endChr m:val=")"/>
-                  <m:grow/>
-                </m:dPr>
-                <m:e>
-                  <m:r>
-                    <m:t>y</m:t>
-                  </m:r>
-                  <m:r>
-                    <m:rPr>
-                      <m:sty m:val="p"/>
-                    </m:rPr>
-                    <m:t>−</m:t>
-                  </m:r>
-                  <m:r>
-                    <m:t>k</m:t>
-                  </m:r>
-                </m:e>
-              </m:d>
+              <m:r>
+                <m:rPr>
+                  <m:sty m:val="p"/>
+                </m:rPr>
+                <m:t>)</m:t>
+              </m:r>
             </m:e>
             <m:sup>
               <m:r>
@@ -628,28 +644,30 @@
         <w:t xml:space="preserve"> </w:t>
       </w:r>
       <m:oMath>
-        <m:d>
-          <m:dPr>
-            <m:begChr m:val="("/>
-            <m:sepChr m:val=""/>
-            <m:endChr m:val=")"/>
-            <m:grow/>
-          </m:dPr>
-          <m:e>
-            <m:r>
-              <m:t>h</m:t>
-            </m:r>
-            <m:r>
-              <m:rPr>
-                <m:sty m:val="p"/>
-              </m:rPr>
-              <m:t>,</m:t>
-            </m:r>
-            <m:r>
-              <m:t>k</m:t>
-            </m:r>
-          </m:e>
-        </m:d>
+        <m:r>
+          <m:rPr>
+            <m:sty m:val="p"/>
+          </m:rPr>
+          <m:t>(</m:t>
+        </m:r>
+        <m:r>
+          <m:t>h</m:t>
+        </m:r>
+        <m:r>
+          <m:rPr>
+            <m:sty m:val="p"/>
+          </m:rPr>
+          <m:t>,</m:t>
+        </m:r>
+        <m:r>
+          <m:t>k</m:t>
+        </m:r>
+        <m:r>
+          <m:rPr>
+            <m:sty m:val="p"/>
+          </m:rPr>
+          <m:t>)</m:t>
+        </m:r>
       </m:oMath>
     </w:p>
     <w:p>
@@ -679,8 +697,8 @@
         </w:pict>
       </w:r>
     </w:p>
-    <w:bookmarkEnd w:id="22"/>
-    <w:bookmarkStart w:id="23" w:name="ellipse"/>
+    <w:bookmarkEnd w:id="11"/>
+    <w:bookmarkStart w:id="12" w:name="ellipse"/>
     <w:p>
       <w:pPr>
         <w:pStyle w:val="Heading2"/>
@@ -715,30 +733,32 @@
               <m:type m:val="bar"/>
             </m:fPr>
             <m:num>
+              <m:r>
+                <m:rPr>
+                  <m:sty m:val="p"/>
+                </m:rPr>
+                <m:t>(</m:t>
+              </m:r>
+              <m:r>
+                <m:t>x</m:t>
+              </m:r>
+              <m:r>
+                <m:rPr>
+                  <m:sty m:val="p"/>
+                </m:rPr>
+                <m:t>−</m:t>
+              </m:r>
+              <m:r>
+                <m:t>h</m:t>
+              </m:r>
               <m:sSup>
                 <m:e>
-                  <m:d>
-                    <m:dPr>
-                      <m:begChr m:val="("/>
-                      <m:sepChr m:val=""/>
-                      <m:endChr m:val=")"/>
-                      <m:grow/>
-                    </m:dPr>
-                    <m:e>
-                      <m:r>
-                        <m:t>x</m:t>
-                      </m:r>
-                      <m:r>
-                        <m:rPr>
-                          <m:sty m:val="p"/>
-                        </m:rPr>
-                        <m:t>−</m:t>
-                      </m:r>
-                      <m:r>
-                        <m:t>h</m:t>
-                      </m:r>
-                    </m:e>
-                  </m:d>
+                  <m:r>
+                    <m:rPr>
+                      <m:sty m:val="p"/>
+                    </m:rPr>
+                    <m:t>)</m:t>
+                  </m:r>
                 </m:e>
                 <m:sup>
                   <m:r>
@@ -773,30 +793,32 @@
               <m:type m:val="bar"/>
             </m:fPr>
             <m:num>
+              <m:r>
+                <m:rPr>
+                  <m:sty m:val="p"/>
+                </m:rPr>
+                <m:t>(</m:t>
+              </m:r>
+              <m:r>
+                <m:t>y</m:t>
+              </m:r>
+              <m:r>
+                <m:rPr>
+                  <m:sty m:val="p"/>
+                </m:rPr>
+                <m:t>−</m:t>
+              </m:r>
+              <m:r>
+                <m:t>k</m:t>
+              </m:r>
               <m:sSup>
                 <m:e>
-                  <m:d>
-                    <m:dPr>
-                      <m:begChr m:val="("/>
-                      <m:sepChr m:val=""/>
-                      <m:endChr m:val=")"/>
-                      <m:grow/>
-                    </m:dPr>
-                    <m:e>
-                      <m:r>
-                        <m:t>y</m:t>
-                      </m:r>
-                      <m:r>
-                        <m:rPr>
-                          <m:sty m:val="p"/>
-                        </m:rPr>
-                        <m:t>−</m:t>
-                      </m:r>
-                      <m:r>
-                        <m:t>k</m:t>
-                      </m:r>
-                    </m:e>
-                  </m:d>
+                  <m:r>
+                    <m:rPr>
+                      <m:sty m:val="p"/>
+                    </m:rPr>
+                    <m:t>)</m:t>
+                  </m:r>
                 </m:e>
                 <m:sup>
                   <m:r>
@@ -832,28 +854,30 @@
           <m:r>
             <m:t> </m:t>
           </m:r>
-          <m:d>
-            <m:dPr>
-              <m:begChr m:val="("/>
-              <m:sepChr m:val=""/>
-              <m:endChr m:val=")"/>
-              <m:grow/>
-            </m:dPr>
-            <m:e>
-              <m:r>
-                <m:t>a</m:t>
-              </m:r>
-              <m:r>
-                <m:rPr>
-                  <m:sty m:val="p"/>
-                </m:rPr>
-                <m:t>&gt;</m:t>
-              </m:r>
-              <m:r>
-                <m:t>b</m:t>
-              </m:r>
-            </m:e>
-          </m:d>
+          <m:r>
+            <m:rPr>
+              <m:sty m:val="p"/>
+            </m:rPr>
+            <m:t>(</m:t>
+          </m:r>
+          <m:r>
+            <m:t>a</m:t>
+          </m:r>
+          <m:r>
+            <m:rPr>
+              <m:sty m:val="p"/>
+            </m:rPr>
+            <m:t>&gt;</m:t>
+          </m:r>
+          <m:r>
+            <m:t>b</m:t>
+          </m:r>
+          <m:r>
+            <m:rPr>
+              <m:sty m:val="p"/>
+            </m:rPr>
+            <m:t>)</m:t>
+          </m:r>
         </m:oMath>
       </m:oMathPara>
     </w:p>
@@ -884,28 +908,30 @@
         <w:t xml:space="preserve"> </w:t>
       </w:r>
       <m:oMath>
-        <m:d>
-          <m:dPr>
-            <m:begChr m:val="("/>
-            <m:sepChr m:val=""/>
-            <m:endChr m:val=")"/>
-            <m:grow/>
-          </m:dPr>
-          <m:e>
-            <m:r>
-              <m:t>h</m:t>
-            </m:r>
-            <m:r>
-              <m:rPr>
-                <m:sty m:val="p"/>
-              </m:rPr>
-              <m:t>,</m:t>
-            </m:r>
-            <m:r>
-              <m:t>k</m:t>
-            </m:r>
-          </m:e>
-        </m:d>
+        <m:r>
+          <m:rPr>
+            <m:sty m:val="p"/>
+          </m:rPr>
+          <m:t>(</m:t>
+        </m:r>
+        <m:r>
+          <m:t>h</m:t>
+        </m:r>
+        <m:r>
+          <m:rPr>
+            <m:sty m:val="p"/>
+          </m:rPr>
+          <m:t>,</m:t>
+        </m:r>
+        <m:r>
+          <m:t>k</m:t>
+        </m:r>
+        <m:r>
+          <m:rPr>
+            <m:sty m:val="p"/>
+          </m:rPr>
+          <m:t>)</m:t>
+        </m:r>
       </m:oMath>
     </w:p>
     <w:p>
@@ -963,37 +989,39 @@
         <w:t xml:space="preserve"> </w:t>
       </w:r>
       <m:oMath>
-        <m:d>
-          <m:dPr>
-            <m:begChr m:val="("/>
-            <m:sepChr m:val=""/>
-            <m:endChr m:val=")"/>
-            <m:grow/>
-          </m:dPr>
-          <m:e>
-            <m:r>
-              <m:t>h</m:t>
-            </m:r>
-            <m:r>
-              <m:rPr>
-                <m:sty m:val="p"/>
-              </m:rPr>
-              <m:t>±</m:t>
-            </m:r>
-            <m:r>
-              <m:t>c</m:t>
-            </m:r>
-            <m:r>
-              <m:rPr>
-                <m:sty m:val="p"/>
-              </m:rPr>
-              <m:t>,</m:t>
-            </m:r>
-            <m:r>
-              <m:t>k</m:t>
-            </m:r>
-          </m:e>
-        </m:d>
+        <m:r>
+          <m:rPr>
+            <m:sty m:val="p"/>
+          </m:rPr>
+          <m:t>(</m:t>
+        </m:r>
+        <m:r>
+          <m:t>h</m:t>
+        </m:r>
+        <m:r>
+          <m:rPr>
+            <m:sty m:val="p"/>
+          </m:rPr>
+          <m:t>±</m:t>
+        </m:r>
+        <m:r>
+          <m:t>c</m:t>
+        </m:r>
+        <m:r>
+          <m:rPr>
+            <m:sty m:val="p"/>
+          </m:rPr>
+          <m:t>,</m:t>
+        </m:r>
+        <m:r>
+          <m:t>k</m:t>
+        </m:r>
+        <m:r>
+          <m:rPr>
+            <m:sty m:val="p"/>
+          </m:rPr>
+          <m:t>)</m:t>
+        </m:r>
       </m:oMath>
       <w:r>
         <w:t xml:space="preserve"> </w:t>
@@ -1005,37 +1033,39 @@
         <w:t xml:space="preserve"> </w:t>
       </w:r>
       <m:oMath>
-        <m:d>
-          <m:dPr>
-            <m:begChr m:val="("/>
-            <m:sepChr m:val=""/>
-            <m:endChr m:val=")"/>
-            <m:grow/>
-          </m:dPr>
-          <m:e>
-            <m:r>
-              <m:t>h</m:t>
-            </m:r>
-            <m:r>
-              <m:rPr>
-                <m:sty m:val="p"/>
-              </m:rPr>
-              <m:t>,</m:t>
-            </m:r>
-            <m:r>
-              <m:t>k</m:t>
-            </m:r>
-            <m:r>
-              <m:rPr>
-                <m:sty m:val="p"/>
-              </m:rPr>
-              <m:t>±</m:t>
-            </m:r>
-            <m:r>
-              <m:t>c</m:t>
-            </m:r>
-          </m:e>
-        </m:d>
+        <m:r>
+          <m:rPr>
+            <m:sty m:val="p"/>
+          </m:rPr>
+          <m:t>(</m:t>
+        </m:r>
+        <m:r>
+          <m:t>h</m:t>
+        </m:r>
+        <m:r>
+          <m:rPr>
+            <m:sty m:val="p"/>
+          </m:rPr>
+          <m:t>,</m:t>
+        </m:r>
+        <m:r>
+          <m:t>k</m:t>
+        </m:r>
+        <m:r>
+          <m:rPr>
+            <m:sty m:val="p"/>
+          </m:rPr>
+          <m:t>±</m:t>
+        </m:r>
+        <m:r>
+          <m:t>c</m:t>
+        </m:r>
+        <m:r>
+          <m:rPr>
+            <m:sty m:val="p"/>
+          </m:rPr>
+          <m:t>)</m:t>
+        </m:r>
       </m:oMath>
       <w:r>
         <w:t xml:space="preserve"> </w:t>
@@ -1103,8 +1133,8 @@
         </w:pict>
       </w:r>
     </w:p>
-    <w:bookmarkEnd w:id="23"/>
-    <w:bookmarkStart w:id="24" w:name="parabola"/>
+    <w:bookmarkEnd w:id="12"/>
+    <w:bookmarkStart w:id="13" w:name="parabola"/>
     <w:p>
       <w:pPr>
         <w:pStyle w:val="Heading2"/>
@@ -1140,30 +1170,32 @@
         <w:t xml:space="preserve"> </w:t>
       </w:r>
       <m:oMath>
+        <m:r>
+          <m:rPr>
+            <m:sty m:val="p"/>
+          </m:rPr>
+          <m:t>(</m:t>
+        </m:r>
+        <m:r>
+          <m:t>x</m:t>
+        </m:r>
+        <m:r>
+          <m:rPr>
+            <m:sty m:val="p"/>
+          </m:rPr>
+          <m:t>−</m:t>
+        </m:r>
+        <m:r>
+          <m:t>h</m:t>
+        </m:r>
         <m:sSup>
           <m:e>
-            <m:d>
-              <m:dPr>
-                <m:begChr m:val="("/>
-                <m:sepChr m:val=""/>
-                <m:endChr m:val=")"/>
-                <m:grow/>
-              </m:dPr>
-              <m:e>
-                <m:r>
-                  <m:t>x</m:t>
-                </m:r>
-                <m:r>
-                  <m:rPr>
-                    <m:sty m:val="p"/>
-                  </m:rPr>
-                  <m:t>−</m:t>
-                </m:r>
-                <m:r>
-                  <m:t>h</m:t>
-                </m:r>
-              </m:e>
-            </m:d>
+            <m:r>
+              <m:rPr>
+                <m:sty m:val="p"/>
+              </m:rPr>
+              <m:t>)</m:t>
+            </m:r>
           </m:e>
           <m:sup>
             <m:r>
@@ -1183,28 +1215,30 @@
         <m:r>
           <m:t>p</m:t>
         </m:r>
-        <m:d>
-          <m:dPr>
-            <m:begChr m:val="("/>
-            <m:sepChr m:val=""/>
-            <m:endChr m:val=")"/>
-            <m:grow/>
-          </m:dPr>
-          <m:e>
-            <m:r>
-              <m:t>y</m:t>
-            </m:r>
-            <m:r>
-              <m:rPr>
-                <m:sty m:val="p"/>
-              </m:rPr>
-              <m:t>−</m:t>
-            </m:r>
-            <m:r>
-              <m:t>k</m:t>
-            </m:r>
-          </m:e>
-        </m:d>
+        <m:r>
+          <m:rPr>
+            <m:sty m:val="p"/>
+          </m:rPr>
+          <m:t>(</m:t>
+        </m:r>
+        <m:r>
+          <m:t>y</m:t>
+        </m:r>
+        <m:r>
+          <m:rPr>
+            <m:sty m:val="p"/>
+          </m:rPr>
+          <m:t>−</m:t>
+        </m:r>
+        <m:r>
+          <m:t>k</m:t>
+        </m:r>
+        <m:r>
+          <m:rPr>
+            <m:sty m:val="p"/>
+          </m:rPr>
+          <m:t>)</m:t>
+        </m:r>
       </m:oMath>
     </w:p>
     <w:p>
@@ -1222,30 +1256,32 @@
         <w:t xml:space="preserve"> </w:t>
       </w:r>
       <m:oMath>
+        <m:r>
+          <m:rPr>
+            <m:sty m:val="p"/>
+          </m:rPr>
+          <m:t>(</m:t>
+        </m:r>
+        <m:r>
+          <m:t>y</m:t>
+        </m:r>
+        <m:r>
+          <m:rPr>
+            <m:sty m:val="p"/>
+          </m:rPr>
+          <m:t>−</m:t>
+        </m:r>
+        <m:r>
+          <m:t>k</m:t>
+        </m:r>
         <m:sSup>
           <m:e>
-            <m:d>
-              <m:dPr>
-                <m:begChr m:val="("/>
-                <m:sepChr m:val=""/>
-                <m:endChr m:val=")"/>
-                <m:grow/>
-              </m:dPr>
-              <m:e>
-                <m:r>
-                  <m:t>y</m:t>
-                </m:r>
-                <m:r>
-                  <m:rPr>
-                    <m:sty m:val="p"/>
-                  </m:rPr>
-                  <m:t>−</m:t>
-                </m:r>
-                <m:r>
-                  <m:t>k</m:t>
-                </m:r>
-              </m:e>
-            </m:d>
+            <m:r>
+              <m:rPr>
+                <m:sty m:val="p"/>
+              </m:rPr>
+              <m:t>)</m:t>
+            </m:r>
           </m:e>
           <m:sup>
             <m:r>
@@ -1265,14 +1301,316 @@
         <m:r>
           <m:t>p</m:t>
         </m:r>
-        <m:d>
-          <m:dPr>
-            <m:begChr m:val="("/>
-            <m:sepChr m:val=""/>
-            <m:endChr m:val=")"/>
-            <m:grow/>
-          </m:dPr>
-          <m:e>
+        <m:r>
+          <m:rPr>
+            <m:sty m:val="p"/>
+          </m:rPr>
+          <m:t>(</m:t>
+        </m:r>
+        <m:r>
+          <m:t>x</m:t>
+        </m:r>
+        <m:r>
+          <m:rPr>
+            <m:sty m:val="p"/>
+          </m:rPr>
+          <m:t>−</m:t>
+        </m:r>
+        <m:r>
+          <m:t>h</m:t>
+        </m:r>
+        <m:r>
+          <m:rPr>
+            <m:sty m:val="p"/>
+          </m:rPr>
+          <m:t>)</m:t>
+        </m:r>
+      </m:oMath>
+    </w:p>
+    <w:p>
+      <w:pPr>
+        <w:pStyle w:val="FirstParagraph"/>
+      </w:pPr>
+      <w:r>
+        <w:rPr>
+          <w:b/>
+          <w:bCs/>
+        </w:rPr>
+        <w:t xml:space="preserve">Key features:</w:t>
+      </w:r>
+    </w:p>
+    <w:p>
+      <w:pPr>
+        <w:pStyle w:val="Compact"/>
+        <w:numPr>
+          <w:ilvl w:val="0"/>
+          <w:numId w:val="1004"/>
+        </w:numPr>
+      </w:pPr>
+      <w:r>
+        <w:t xml:space="preserve">Vertex:</w:t>
+      </w:r>
+      <w:r>
+        <w:t xml:space="preserve"> </w:t>
+      </w:r>
+      <m:oMath>
+        <m:r>
+          <m:rPr>
+            <m:sty m:val="p"/>
+          </m:rPr>
+          <m:t>(</m:t>
+        </m:r>
+        <m:r>
+          <m:t>h</m:t>
+        </m:r>
+        <m:r>
+          <m:rPr>
+            <m:sty m:val="p"/>
+          </m:rPr>
+          <m:t>,</m:t>
+        </m:r>
+        <m:r>
+          <m:t>k</m:t>
+        </m:r>
+        <m:r>
+          <m:rPr>
+            <m:sty m:val="p"/>
+          </m:rPr>
+          <m:t>)</m:t>
+        </m:r>
+      </m:oMath>
+    </w:p>
+    <w:p>
+      <w:pPr>
+        <w:pStyle w:val="Compact"/>
+        <w:numPr>
+          <w:ilvl w:val="0"/>
+          <w:numId w:val="1004"/>
+        </w:numPr>
+      </w:pPr>
+      <w:r>
+        <w:t xml:space="preserve">Focus:</w:t>
+      </w:r>
+      <w:r>
+        <w:t xml:space="preserve"> </w:t>
+      </w:r>
+      <m:oMath>
+        <m:r>
+          <m:rPr>
+            <m:sty m:val="p"/>
+          </m:rPr>
+          <m:t>(</m:t>
+        </m:r>
+        <m:r>
+          <m:t>h</m:t>
+        </m:r>
+        <m:r>
+          <m:rPr>
+            <m:sty m:val="p"/>
+          </m:rPr>
+          <m:t>,</m:t>
+        </m:r>
+        <m:r>
+          <m:t>k</m:t>
+        </m:r>
+        <m:r>
+          <m:rPr>
+            <m:sty m:val="p"/>
+          </m:rPr>
+          <m:t>+</m:t>
+        </m:r>
+        <m:r>
+          <m:t>p</m:t>
+        </m:r>
+        <m:r>
+          <m:rPr>
+            <m:sty m:val="p"/>
+          </m:rPr>
+          <m:t>)</m:t>
+        </m:r>
+      </m:oMath>
+      <w:r>
+        <w:t xml:space="preserve"> </w:t>
+      </w:r>
+      <w:r>
+        <w:t xml:space="preserve">or</w:t>
+      </w:r>
+      <w:r>
+        <w:t xml:space="preserve"> </w:t>
+      </w:r>
+      <m:oMath>
+        <m:r>
+          <m:rPr>
+            <m:sty m:val="p"/>
+          </m:rPr>
+          <m:t>(</m:t>
+        </m:r>
+        <m:r>
+          <m:t>h</m:t>
+        </m:r>
+        <m:r>
+          <m:rPr>
+            <m:sty m:val="p"/>
+          </m:rPr>
+          <m:t>+</m:t>
+        </m:r>
+        <m:r>
+          <m:t>p</m:t>
+        </m:r>
+        <m:r>
+          <m:rPr>
+            <m:sty m:val="p"/>
+          </m:rPr>
+          <m:t>,</m:t>
+        </m:r>
+        <m:r>
+          <m:t>k</m:t>
+        </m:r>
+        <m:r>
+          <m:rPr>
+            <m:sty m:val="p"/>
+          </m:rPr>
+          <m:t>)</m:t>
+        </m:r>
+      </m:oMath>
+    </w:p>
+    <w:p>
+      <w:pPr>
+        <w:pStyle w:val="Compact"/>
+        <w:numPr>
+          <w:ilvl w:val="0"/>
+          <w:numId w:val="1004"/>
+        </w:numPr>
+      </w:pPr>
+      <w:r>
+        <w:t xml:space="preserve">Directrix:</w:t>
+      </w:r>
+      <w:r>
+        <w:t xml:space="preserve"> </w:t>
+      </w:r>
+      <m:oMath>
+        <m:r>
+          <m:t>y</m:t>
+        </m:r>
+        <m:r>
+          <m:rPr>
+            <m:sty m:val="p"/>
+          </m:rPr>
+          <m:t>=</m:t>
+        </m:r>
+        <m:r>
+          <m:t>k</m:t>
+        </m:r>
+        <m:r>
+          <m:rPr>
+            <m:sty m:val="p"/>
+          </m:rPr>
+          <m:t>−</m:t>
+        </m:r>
+        <m:r>
+          <m:t>p</m:t>
+        </m:r>
+      </m:oMath>
+      <w:r>
+        <w:t xml:space="preserve"> </w:t>
+      </w:r>
+      <w:r>
+        <w:t xml:space="preserve">or</w:t>
+      </w:r>
+      <w:r>
+        <w:t xml:space="preserve"> </w:t>
+      </w:r>
+      <m:oMath>
+        <m:r>
+          <m:t>x</m:t>
+        </m:r>
+        <m:r>
+          <m:rPr>
+            <m:sty m:val="p"/>
+          </m:rPr>
+          <m:t>=</m:t>
+        </m:r>
+        <m:r>
+          <m:t>h</m:t>
+        </m:r>
+        <m:r>
+          <m:rPr>
+            <m:sty m:val="p"/>
+          </m:rPr>
+          <m:t>−</m:t>
+        </m:r>
+        <m:r>
+          <m:t>p</m:t>
+        </m:r>
+      </m:oMath>
+    </w:p>
+    <w:p>
+      <w:pPr>
+        <w:pStyle w:val="Compact"/>
+        <w:numPr>
+          <w:ilvl w:val="0"/>
+          <w:numId w:val="1004"/>
+        </w:numPr>
+      </w:pPr>
+      <w:r>
+        <w:t xml:space="preserve">Axis of symmetry: passes through vertex and focus</w:t>
+      </w:r>
+    </w:p>
+    <w:p>
+      <w:r>
+        <w:pict>
+          <v:rect style="width:0;height:1.5pt" o:hralign="center" o:hrstd="t" o:hr="t"/>
+        </w:pict>
+      </w:r>
+    </w:p>
+    <w:bookmarkEnd w:id="13"/>
+    <w:bookmarkStart w:id="14" w:name="hyperbola"/>
+    <w:p>
+      <w:pPr>
+        <w:pStyle w:val="Heading2"/>
+      </w:pPr>
+      <w:r>
+        <w:t xml:space="preserve">Hyperbola</w:t>
+      </w:r>
+    </w:p>
+    <w:p>
+      <w:pPr>
+        <w:pStyle w:val="FirstParagraph"/>
+      </w:pPr>
+      <w:r>
+        <w:rPr>
+          <w:b/>
+          <w:bCs/>
+        </w:rPr>
+        <w:t xml:space="preserve">Standard forms:</w:t>
+      </w:r>
+    </w:p>
+    <w:p>
+      <w:pPr>
+        <w:pStyle w:val="Compact"/>
+        <w:numPr>
+          <w:ilvl w:val="0"/>
+          <w:numId w:val="1005"/>
+        </w:numPr>
+      </w:pPr>
+      <w:r>
+        <w:t xml:space="preserve">Horizontal:</w:t>
+      </w:r>
+      <w:r>
+        <w:t xml:space="preserve"> </w:t>
+      </w:r>
+      <m:oMath>
+        <m:f>
+          <m:fPr>
+            <m:type m:val="bar"/>
+          </m:fPr>
+          <m:num>
+            <m:r>
+              <m:rPr>
+                <m:sty m:val="p"/>
+              </m:rPr>
+              <m:t>(</m:t>
+            </m:r>
             <m:r>
               <m:t>x</m:t>
             </m:r>
@@ -1285,306 +1623,14 @@
             <m:r>
               <m:t>h</m:t>
             </m:r>
-          </m:e>
-        </m:d>
-      </m:oMath>
-    </w:p>
-    <w:p>
-      <w:pPr>
-        <w:pStyle w:val="FirstParagraph"/>
-      </w:pPr>
-      <w:r>
-        <w:rPr>
-          <w:b/>
-          <w:bCs/>
-        </w:rPr>
-        <w:t xml:space="preserve">Key features:</w:t>
-      </w:r>
-    </w:p>
-    <w:p>
-      <w:pPr>
-        <w:pStyle w:val="Compact"/>
-        <w:numPr>
-          <w:ilvl w:val="0"/>
-          <w:numId w:val="1004"/>
-        </w:numPr>
-      </w:pPr>
-      <w:r>
-        <w:t xml:space="preserve">Vertex:</w:t>
-      </w:r>
-      <w:r>
-        <w:t xml:space="preserve"> </w:t>
-      </w:r>
-      <m:oMath>
-        <m:d>
-          <m:dPr>
-            <m:begChr m:val="("/>
-            <m:sepChr m:val=""/>
-            <m:endChr m:val=")"/>
-            <m:grow/>
-          </m:dPr>
-          <m:e>
-            <m:r>
-              <m:t>h</m:t>
-            </m:r>
-            <m:r>
-              <m:rPr>
-                <m:sty m:val="p"/>
-              </m:rPr>
-              <m:t>,</m:t>
-            </m:r>
-            <m:r>
-              <m:t>k</m:t>
-            </m:r>
-          </m:e>
-        </m:d>
-      </m:oMath>
-    </w:p>
-    <w:p>
-      <w:pPr>
-        <w:pStyle w:val="Compact"/>
-        <w:numPr>
-          <w:ilvl w:val="0"/>
-          <w:numId w:val="1004"/>
-        </w:numPr>
-      </w:pPr>
-      <w:r>
-        <w:t xml:space="preserve">Focus:</w:t>
-      </w:r>
-      <w:r>
-        <w:t xml:space="preserve"> </w:t>
-      </w:r>
-      <m:oMath>
-        <m:d>
-          <m:dPr>
-            <m:begChr m:val="("/>
-            <m:sepChr m:val=""/>
-            <m:endChr m:val=")"/>
-            <m:grow/>
-          </m:dPr>
-          <m:e>
-            <m:r>
-              <m:t>h</m:t>
-            </m:r>
-            <m:r>
-              <m:rPr>
-                <m:sty m:val="p"/>
-              </m:rPr>
-              <m:t>,</m:t>
-            </m:r>
-            <m:r>
-              <m:t>k</m:t>
-            </m:r>
-            <m:r>
-              <m:rPr>
-                <m:sty m:val="p"/>
-              </m:rPr>
-              <m:t>+</m:t>
-            </m:r>
-            <m:r>
-              <m:t>p</m:t>
-            </m:r>
-          </m:e>
-        </m:d>
-      </m:oMath>
-      <w:r>
-        <w:t xml:space="preserve"> </w:t>
-      </w:r>
-      <w:r>
-        <w:t xml:space="preserve">or</w:t>
-      </w:r>
-      <w:r>
-        <w:t xml:space="preserve"> </w:t>
-      </w:r>
-      <m:oMath>
-        <m:d>
-          <m:dPr>
-            <m:begChr m:val="("/>
-            <m:sepChr m:val=""/>
-            <m:endChr m:val=")"/>
-            <m:grow/>
-          </m:dPr>
-          <m:e>
-            <m:r>
-              <m:t>h</m:t>
-            </m:r>
-            <m:r>
-              <m:rPr>
-                <m:sty m:val="p"/>
-              </m:rPr>
-              <m:t>+</m:t>
-            </m:r>
-            <m:r>
-              <m:t>p</m:t>
-            </m:r>
-            <m:r>
-              <m:rPr>
-                <m:sty m:val="p"/>
-              </m:rPr>
-              <m:t>,</m:t>
-            </m:r>
-            <m:r>
-              <m:t>k</m:t>
-            </m:r>
-          </m:e>
-        </m:d>
-      </m:oMath>
-    </w:p>
-    <w:p>
-      <w:pPr>
-        <w:pStyle w:val="Compact"/>
-        <w:numPr>
-          <w:ilvl w:val="0"/>
-          <w:numId w:val="1004"/>
-        </w:numPr>
-      </w:pPr>
-      <w:r>
-        <w:t xml:space="preserve">Directrix:</w:t>
-      </w:r>
-      <w:r>
-        <w:t xml:space="preserve"> </w:t>
-      </w:r>
-      <m:oMath>
-        <m:r>
-          <m:t>y</m:t>
-        </m:r>
-        <m:r>
-          <m:rPr>
-            <m:sty m:val="p"/>
-          </m:rPr>
-          <m:t>=</m:t>
-        </m:r>
-        <m:r>
-          <m:t>k</m:t>
-        </m:r>
-        <m:r>
-          <m:rPr>
-            <m:sty m:val="p"/>
-          </m:rPr>
-          <m:t>−</m:t>
-        </m:r>
-        <m:r>
-          <m:t>p</m:t>
-        </m:r>
-      </m:oMath>
-      <w:r>
-        <w:t xml:space="preserve"> </w:t>
-      </w:r>
-      <w:r>
-        <w:t xml:space="preserve">or</w:t>
-      </w:r>
-      <w:r>
-        <w:t xml:space="preserve"> </w:t>
-      </w:r>
-      <m:oMath>
-        <m:r>
-          <m:t>x</m:t>
-        </m:r>
-        <m:r>
-          <m:rPr>
-            <m:sty m:val="p"/>
-          </m:rPr>
-          <m:t>=</m:t>
-        </m:r>
-        <m:r>
-          <m:t>h</m:t>
-        </m:r>
-        <m:r>
-          <m:rPr>
-            <m:sty m:val="p"/>
-          </m:rPr>
-          <m:t>−</m:t>
-        </m:r>
-        <m:r>
-          <m:t>p</m:t>
-        </m:r>
-      </m:oMath>
-    </w:p>
-    <w:p>
-      <w:pPr>
-        <w:pStyle w:val="Compact"/>
-        <w:numPr>
-          <w:ilvl w:val="0"/>
-          <w:numId w:val="1004"/>
-        </w:numPr>
-      </w:pPr>
-      <w:r>
-        <w:t xml:space="preserve">Axis of symmetry: passes through vertex and focus</w:t>
-      </w:r>
-    </w:p>
-    <w:p>
-      <w:r>
-        <w:pict>
-          <v:rect style="width:0;height:1.5pt" o:hralign="center" o:hrstd="t" o:hr="t"/>
-        </w:pict>
-      </w:r>
-    </w:p>
-    <w:bookmarkEnd w:id="24"/>
-    <w:bookmarkStart w:id="25" w:name="hyperbola"/>
-    <w:p>
-      <w:pPr>
-        <w:pStyle w:val="Heading2"/>
-      </w:pPr>
-      <w:r>
-        <w:t xml:space="preserve">Hyperbola</w:t>
-      </w:r>
-    </w:p>
-    <w:p>
-      <w:pPr>
-        <w:pStyle w:val="FirstParagraph"/>
-      </w:pPr>
-      <w:r>
-        <w:rPr>
-          <w:b/>
-          <w:bCs/>
-        </w:rPr>
-        <w:t xml:space="preserve">Standard forms:</w:t>
-      </w:r>
-    </w:p>
-    <w:p>
-      <w:pPr>
-        <w:pStyle w:val="Compact"/>
-        <w:numPr>
-          <w:ilvl w:val="0"/>
-          <w:numId w:val="1005"/>
-        </w:numPr>
-      </w:pPr>
-      <w:r>
-        <w:t xml:space="preserve">Horizontal:</w:t>
-      </w:r>
-      <w:r>
-        <w:t xml:space="preserve"> </w:t>
-      </w:r>
-      <m:oMath>
-        <m:f>
-          <m:fPr>
-            <m:type m:val="bar"/>
-          </m:fPr>
-          <m:num>
             <m:sSup>
               <m:e>
-                <m:d>
-                  <m:dPr>
-                    <m:begChr m:val="("/>
-                    <m:sepChr m:val=""/>
-                    <m:endChr m:val=")"/>
-                    <m:grow/>
-                  </m:dPr>
-                  <m:e>
-                    <m:r>
-                      <m:t>x</m:t>
-                    </m:r>
-                    <m:r>
-                      <m:rPr>
-                        <m:sty m:val="p"/>
-                      </m:rPr>
-                      <m:t>−</m:t>
-                    </m:r>
-                    <m:r>
-                      <m:t>h</m:t>
-                    </m:r>
-                  </m:e>
-                </m:d>
+                <m:r>
+                  <m:rPr>
+                    <m:sty m:val="p"/>
+                  </m:rPr>
+                  <m:t>)</m:t>
+                </m:r>
               </m:e>
               <m:sup>
                 <m:r>
@@ -1619,30 +1665,32 @@
             <m:type m:val="bar"/>
           </m:fPr>
           <m:num>
+            <m:r>
+              <m:rPr>
+                <m:sty m:val="p"/>
+              </m:rPr>
+              <m:t>(</m:t>
+            </m:r>
+            <m:r>
+              <m:t>y</m:t>
+            </m:r>
+            <m:r>
+              <m:rPr>
+                <m:sty m:val="p"/>
+              </m:rPr>
+              <m:t>−</m:t>
+            </m:r>
+            <m:r>
+              <m:t>k</m:t>
+            </m:r>
             <m:sSup>
               <m:e>
-                <m:d>
-                  <m:dPr>
-                    <m:begChr m:val="("/>
-                    <m:sepChr m:val=""/>
-                    <m:endChr m:val=")"/>
-                    <m:grow/>
-                  </m:dPr>
-                  <m:e>
-                    <m:r>
-                      <m:t>y</m:t>
-                    </m:r>
-                    <m:r>
-                      <m:rPr>
-                        <m:sty m:val="p"/>
-                      </m:rPr>
-                      <m:t>−</m:t>
-                    </m:r>
-                    <m:r>
-                      <m:t>k</m:t>
-                    </m:r>
-                  </m:e>
-                </m:d>
+                <m:r>
+                  <m:rPr>
+                    <m:sty m:val="p"/>
+                  </m:rPr>
+                  <m:t>)</m:t>
+                </m:r>
               </m:e>
               <m:sup>
                 <m:r>
@@ -1697,30 +1745,32 @@
             <m:type m:val="bar"/>
           </m:fPr>
           <m:num>
+            <m:r>
+              <m:rPr>
+                <m:sty m:val="p"/>
+              </m:rPr>
+              <m:t>(</m:t>
+            </m:r>
+            <m:r>
+              <m:t>y</m:t>
+            </m:r>
+            <m:r>
+              <m:rPr>
+                <m:sty m:val="p"/>
+              </m:rPr>
+              <m:t>−</m:t>
+            </m:r>
+            <m:r>
+              <m:t>k</m:t>
+            </m:r>
             <m:sSup>
               <m:e>
-                <m:d>
-                  <m:dPr>
-                    <m:begChr m:val="("/>
-                    <m:sepChr m:val=""/>
-                    <m:endChr m:val=")"/>
-                    <m:grow/>
-                  </m:dPr>
-                  <m:e>
-                    <m:r>
-                      <m:t>y</m:t>
-                    </m:r>
-                    <m:r>
-                      <m:rPr>
-                        <m:sty m:val="p"/>
-                      </m:rPr>
-                      <m:t>−</m:t>
-                    </m:r>
-                    <m:r>
-                      <m:t>k</m:t>
-                    </m:r>
-                  </m:e>
-                </m:d>
+                <m:r>
+                  <m:rPr>
+                    <m:sty m:val="p"/>
+                  </m:rPr>
+                  <m:t>)</m:t>
+                </m:r>
               </m:e>
               <m:sup>
                 <m:r>
@@ -1755,30 +1805,32 @@
             <m:type m:val="bar"/>
           </m:fPr>
           <m:num>
+            <m:r>
+              <m:rPr>
+                <m:sty m:val="p"/>
+              </m:rPr>
+              <m:t>(</m:t>
+            </m:r>
+            <m:r>
+              <m:t>x</m:t>
+            </m:r>
+            <m:r>
+              <m:rPr>
+                <m:sty m:val="p"/>
+              </m:rPr>
+              <m:t>−</m:t>
+            </m:r>
+            <m:r>
+              <m:t>h</m:t>
+            </m:r>
             <m:sSup>
               <m:e>
-                <m:d>
-                  <m:dPr>
-                    <m:begChr m:val="("/>
-                    <m:sepChr m:val=""/>
-                    <m:endChr m:val=")"/>
-                    <m:grow/>
-                  </m:dPr>
-                  <m:e>
-                    <m:r>
-                      <m:t>x</m:t>
-                    </m:r>
-                    <m:r>
-                      <m:rPr>
-                        <m:sty m:val="p"/>
-                      </m:rPr>
-                      <m:t>−</m:t>
-                    </m:r>
-                    <m:r>
-                      <m:t>h</m:t>
-                    </m:r>
-                  </m:e>
-                </m:d>
+                <m:r>
+                  <m:rPr>
+                    <m:sty m:val="p"/>
+                  </m:rPr>
+                  <m:t>)</m:t>
+                </m:r>
               </m:e>
               <m:sup>
                 <m:r>
@@ -1840,28 +1892,30 @@
         <w:t xml:space="preserve"> </w:t>
       </w:r>
       <m:oMath>
-        <m:d>
-          <m:dPr>
-            <m:begChr m:val="("/>
-            <m:sepChr m:val=""/>
-            <m:endChr m:val=")"/>
-            <m:grow/>
-          </m:dPr>
-          <m:e>
-            <m:r>
-              <m:t>h</m:t>
-            </m:r>
-            <m:r>
-              <m:rPr>
-                <m:sty m:val="p"/>
-              </m:rPr>
-              <m:t>,</m:t>
-            </m:r>
-            <m:r>
-              <m:t>k</m:t>
-            </m:r>
-          </m:e>
-        </m:d>
+        <m:r>
+          <m:rPr>
+            <m:sty m:val="p"/>
+          </m:rPr>
+          <m:t>(</m:t>
+        </m:r>
+        <m:r>
+          <m:t>h</m:t>
+        </m:r>
+        <m:r>
+          <m:rPr>
+            <m:sty m:val="p"/>
+          </m:rPr>
+          <m:t>,</m:t>
+        </m:r>
+        <m:r>
+          <m:t>k</m:t>
+        </m:r>
+        <m:r>
+          <m:rPr>
+            <m:sty m:val="p"/>
+          </m:rPr>
+          <m:t>)</m:t>
+        </m:r>
       </m:oMath>
     </w:p>
     <w:p>
@@ -1879,37 +1933,39 @@
         <w:t xml:space="preserve"> </w:t>
       </w:r>
       <m:oMath>
-        <m:d>
-          <m:dPr>
-            <m:begChr m:val="("/>
-            <m:sepChr m:val=""/>
-            <m:endChr m:val=")"/>
-            <m:grow/>
-          </m:dPr>
-          <m:e>
-            <m:r>
-              <m:t>h</m:t>
-            </m:r>
-            <m:r>
-              <m:rPr>
-                <m:sty m:val="p"/>
-              </m:rPr>
-              <m:t>±</m:t>
-            </m:r>
-            <m:r>
-              <m:t>a</m:t>
-            </m:r>
-            <m:r>
-              <m:rPr>
-                <m:sty m:val="p"/>
-              </m:rPr>
-              <m:t>,</m:t>
-            </m:r>
-            <m:r>
-              <m:t>k</m:t>
-            </m:r>
-          </m:e>
-        </m:d>
+        <m:r>
+          <m:rPr>
+            <m:sty m:val="p"/>
+          </m:rPr>
+          <m:t>(</m:t>
+        </m:r>
+        <m:r>
+          <m:t>h</m:t>
+        </m:r>
+        <m:r>
+          <m:rPr>
+            <m:sty m:val="p"/>
+          </m:rPr>
+          <m:t>±</m:t>
+        </m:r>
+        <m:r>
+          <m:t>a</m:t>
+        </m:r>
+        <m:r>
+          <m:rPr>
+            <m:sty m:val="p"/>
+          </m:rPr>
+          <m:t>,</m:t>
+        </m:r>
+        <m:r>
+          <m:t>k</m:t>
+        </m:r>
+        <m:r>
+          <m:rPr>
+            <m:sty m:val="p"/>
+          </m:rPr>
+          <m:t>)</m:t>
+        </m:r>
       </m:oMath>
       <w:r>
         <w:t xml:space="preserve"> </w:t>
@@ -1921,37 +1977,39 @@
         <w:t xml:space="preserve"> </w:t>
       </w:r>
       <m:oMath>
-        <m:d>
-          <m:dPr>
-            <m:begChr m:val="("/>
-            <m:sepChr m:val=""/>
-            <m:endChr m:val=")"/>
-            <m:grow/>
-          </m:dPr>
-          <m:e>
-            <m:r>
-              <m:t>h</m:t>
-            </m:r>
-            <m:r>
-              <m:rPr>
-                <m:sty m:val="p"/>
-              </m:rPr>
-              <m:t>,</m:t>
-            </m:r>
-            <m:r>
-              <m:t>k</m:t>
-            </m:r>
-            <m:r>
-              <m:rPr>
-                <m:sty m:val="p"/>
-              </m:rPr>
-              <m:t>±</m:t>
-            </m:r>
-            <m:r>
-              <m:t>a</m:t>
-            </m:r>
-          </m:e>
-        </m:d>
+        <m:r>
+          <m:rPr>
+            <m:sty m:val="p"/>
+          </m:rPr>
+          <m:t>(</m:t>
+        </m:r>
+        <m:r>
+          <m:t>h</m:t>
+        </m:r>
+        <m:r>
+          <m:rPr>
+            <m:sty m:val="p"/>
+          </m:rPr>
+          <m:t>,</m:t>
+        </m:r>
+        <m:r>
+          <m:t>k</m:t>
+        </m:r>
+        <m:r>
+          <m:rPr>
+            <m:sty m:val="p"/>
+          </m:rPr>
+          <m:t>±</m:t>
+        </m:r>
+        <m:r>
+          <m:t>a</m:t>
+        </m:r>
+        <m:r>
+          <m:rPr>
+            <m:sty m:val="p"/>
+          </m:rPr>
+          <m:t>)</m:t>
+        </m:r>
       </m:oMath>
     </w:p>
     <w:p>
@@ -1969,37 +2027,39 @@
         <w:t xml:space="preserve"> </w:t>
       </w:r>
       <m:oMath>
-        <m:d>
-          <m:dPr>
-            <m:begChr m:val="("/>
-            <m:sepChr m:val=""/>
-            <m:endChr m:val=")"/>
-            <m:grow/>
-          </m:dPr>
-          <m:e>
-            <m:r>
-              <m:t>h</m:t>
-            </m:r>
-            <m:r>
-              <m:rPr>
-                <m:sty m:val="p"/>
-              </m:rPr>
-              <m:t>±</m:t>
-            </m:r>
-            <m:r>
-              <m:t>c</m:t>
-            </m:r>
-            <m:r>
-              <m:rPr>
-                <m:sty m:val="p"/>
-              </m:rPr>
-              <m:t>,</m:t>
-            </m:r>
-            <m:r>
-              <m:t>k</m:t>
-            </m:r>
-          </m:e>
-        </m:d>
+        <m:r>
+          <m:rPr>
+            <m:sty m:val="p"/>
+          </m:rPr>
+          <m:t>(</m:t>
+        </m:r>
+        <m:r>
+          <m:t>h</m:t>
+        </m:r>
+        <m:r>
+          <m:rPr>
+            <m:sty m:val="p"/>
+          </m:rPr>
+          <m:t>±</m:t>
+        </m:r>
+        <m:r>
+          <m:t>c</m:t>
+        </m:r>
+        <m:r>
+          <m:rPr>
+            <m:sty m:val="p"/>
+          </m:rPr>
+          <m:t>,</m:t>
+        </m:r>
+        <m:r>
+          <m:t>k</m:t>
+        </m:r>
+        <m:r>
+          <m:rPr>
+            <m:sty m:val="p"/>
+          </m:rPr>
+          <m:t>)</m:t>
+        </m:r>
       </m:oMath>
       <w:r>
         <w:t xml:space="preserve"> </w:t>
@@ -2011,37 +2071,39 @@
         <w:t xml:space="preserve"> </w:t>
       </w:r>
       <m:oMath>
-        <m:d>
-          <m:dPr>
-            <m:begChr m:val="("/>
-            <m:sepChr m:val=""/>
-            <m:endChr m:val=")"/>
-            <m:grow/>
-          </m:dPr>
-          <m:e>
-            <m:r>
-              <m:t>h</m:t>
-            </m:r>
-            <m:r>
-              <m:rPr>
-                <m:sty m:val="p"/>
-              </m:rPr>
-              <m:t>,</m:t>
-            </m:r>
-            <m:r>
-              <m:t>k</m:t>
-            </m:r>
-            <m:r>
-              <m:rPr>
-                <m:sty m:val="p"/>
-              </m:rPr>
-              <m:t>±</m:t>
-            </m:r>
-            <m:r>
-              <m:t>c</m:t>
-            </m:r>
-          </m:e>
-        </m:d>
+        <m:r>
+          <m:rPr>
+            <m:sty m:val="p"/>
+          </m:rPr>
+          <m:t>(</m:t>
+        </m:r>
+        <m:r>
+          <m:t>h</m:t>
+        </m:r>
+        <m:r>
+          <m:rPr>
+            <m:sty m:val="p"/>
+          </m:rPr>
+          <m:t>,</m:t>
+        </m:r>
+        <m:r>
+          <m:t>k</m:t>
+        </m:r>
+        <m:r>
+          <m:rPr>
+            <m:sty m:val="p"/>
+          </m:rPr>
+          <m:t>±</m:t>
+        </m:r>
+        <m:r>
+          <m:t>c</m:t>
+        </m:r>
+        <m:r>
+          <m:rPr>
+            <m:sty m:val="p"/>
+          </m:rPr>
+          <m:t>)</m:t>
+        </m:r>
       </m:oMath>
       <w:r>
         <w:t xml:space="preserve">,</w:t>
@@ -2153,28 +2215,30 @@
             </m:r>
           </m:den>
         </m:f>
-        <m:d>
-          <m:dPr>
-            <m:begChr m:val="("/>
-            <m:sepChr m:val=""/>
-            <m:endChr m:val=")"/>
-            <m:grow/>
-          </m:dPr>
-          <m:e>
-            <m:r>
-              <m:t>x</m:t>
-            </m:r>
-            <m:r>
-              <m:rPr>
-                <m:sty m:val="p"/>
-              </m:rPr>
-              <m:t>−</m:t>
-            </m:r>
-            <m:r>
-              <m:t>h</m:t>
-            </m:r>
-          </m:e>
-        </m:d>
+        <m:r>
+          <m:rPr>
+            <m:sty m:val="p"/>
+          </m:rPr>
+          <m:t>(</m:t>
+        </m:r>
+        <m:r>
+          <m:t>x</m:t>
+        </m:r>
+        <m:r>
+          <m:rPr>
+            <m:sty m:val="p"/>
+          </m:rPr>
+          <m:t>−</m:t>
+        </m:r>
+        <m:r>
+          <m:t>h</m:t>
+        </m:r>
+        <m:r>
+          <m:rPr>
+            <m:sty m:val="p"/>
+          </m:rPr>
+          <m:t>)</m:t>
+        </m:r>
       </m:oMath>
       <w:r>
         <w:t xml:space="preserve"> </w:t>
@@ -2225,28 +2289,30 @@
             </m:r>
           </m:den>
         </m:f>
-        <m:d>
-          <m:dPr>
-            <m:begChr m:val="("/>
-            <m:sepChr m:val=""/>
-            <m:endChr m:val=")"/>
-            <m:grow/>
-          </m:dPr>
-          <m:e>
-            <m:r>
-              <m:t>x</m:t>
-            </m:r>
-            <m:r>
-              <m:rPr>
-                <m:sty m:val="p"/>
-              </m:rPr>
-              <m:t>−</m:t>
-            </m:r>
-            <m:r>
-              <m:t>h</m:t>
-            </m:r>
-          </m:e>
-        </m:d>
+        <m:r>
+          <m:rPr>
+            <m:sty m:val="p"/>
+          </m:rPr>
+          <m:t>(</m:t>
+        </m:r>
+        <m:r>
+          <m:t>x</m:t>
+        </m:r>
+        <m:r>
+          <m:rPr>
+            <m:sty m:val="p"/>
+          </m:rPr>
+          <m:t>−</m:t>
+        </m:r>
+        <m:r>
+          <m:t>h</m:t>
+        </m:r>
+        <m:r>
+          <m:rPr>
+            <m:sty m:val="p"/>
+          </m:rPr>
+          <m:t>)</m:t>
+        </m:r>
       </m:oMath>
       <w:r>
         <w:t xml:space="preserve"> </w:t>
@@ -2262,9 +2328,9 @@
         </w:pict>
       </w:r>
     </w:p>
-    <w:bookmarkEnd w:id="25"/>
-    <w:bookmarkEnd w:id="26"/>
-    <w:bookmarkStart w:id="27" w:name="quick-reference-table"/>
+    <w:bookmarkEnd w:id="14"/>
+    <w:bookmarkEnd w:id="15"/>
+    <w:bookmarkStart w:id="16" w:name="quick-reference-table"/>
     <w:p>
       <w:pPr>
         <w:pStyle w:val="Heading1"/>
@@ -2342,30 +2408,32 @@
               <w:pStyle w:val="Compact"/>
             </w:pPr>
             <m:oMath>
+              <m:r>
+                <m:rPr>
+                  <m:sty m:val="p"/>
+                </m:rPr>
+                <m:t>(</m:t>
+              </m:r>
+              <m:r>
+                <m:t>x</m:t>
+              </m:r>
+              <m:r>
+                <m:rPr>
+                  <m:sty m:val="p"/>
+                </m:rPr>
+                <m:t>−</m:t>
+              </m:r>
+              <m:r>
+                <m:t>h</m:t>
+              </m:r>
               <m:sSup>
                 <m:e>
-                  <m:d>
-                    <m:dPr>
-                      <m:begChr m:val="("/>
-                      <m:sepChr m:val=""/>
-                      <m:endChr m:val=")"/>
-                      <m:grow/>
-                    </m:dPr>
-                    <m:e>
-                      <m:r>
-                        <m:t>x</m:t>
-                      </m:r>
-                      <m:r>
-                        <m:rPr>
-                          <m:sty m:val="p"/>
-                        </m:rPr>
-                        <m:t>−</m:t>
-                      </m:r>
-                      <m:r>
-                        <m:t>h</m:t>
-                      </m:r>
-                    </m:e>
-                  </m:d>
+                  <m:r>
+                    <m:rPr>
+                      <m:sty m:val="p"/>
+                    </m:rPr>
+                    <m:t>)</m:t>
+                  </m:r>
                 </m:e>
                 <m:sup>
                   <m:r>
@@ -2379,30 +2447,32 @@
                 </m:rPr>
                 <m:t>+</m:t>
               </m:r>
+              <m:r>
+                <m:rPr>
+                  <m:sty m:val="p"/>
+                </m:rPr>
+                <m:t>(</m:t>
+              </m:r>
+              <m:r>
+                <m:t>y</m:t>
+              </m:r>
+              <m:r>
+                <m:rPr>
+                  <m:sty m:val="p"/>
+                </m:rPr>
+                <m:t>−</m:t>
+              </m:r>
+              <m:r>
+                <m:t>k</m:t>
+              </m:r>
               <m:sSup>
                 <m:e>
-                  <m:d>
-                    <m:dPr>
-                      <m:begChr m:val="("/>
-                      <m:sepChr m:val=""/>
-                      <m:endChr m:val=")"/>
-                      <m:grow/>
-                    </m:dPr>
-                    <m:e>
-                      <m:r>
-                        <m:t>y</m:t>
-                      </m:r>
-                      <m:r>
-                        <m:rPr>
-                          <m:sty m:val="p"/>
-                        </m:rPr>
-                        <m:t>−</m:t>
-                      </m:r>
-                      <m:r>
-                        <m:t>k</m:t>
-                      </m:r>
-                    </m:e>
-                  </m:d>
+                  <m:r>
+                    <m:rPr>
+                      <m:sty m:val="p"/>
+                    </m:rPr>
+                    <m:t>)</m:t>
+                  </m:r>
                 </m:e>
                 <m:sup>
                   <m:r>
@@ -2444,28 +2514,30 @@
               <w:t xml:space="preserve"> </w:t>
             </w:r>
             <m:oMath>
-              <m:d>
-                <m:dPr>
-                  <m:begChr m:val="("/>
-                  <m:sepChr m:val=""/>
-                  <m:endChr m:val=")"/>
-                  <m:grow/>
-                </m:dPr>
-                <m:e>
-                  <m:r>
-                    <m:t>h</m:t>
-                  </m:r>
-                  <m:r>
-                    <m:rPr>
-                      <m:sty m:val="p"/>
-                    </m:rPr>
-                    <m:t>,</m:t>
-                  </m:r>
-                  <m:r>
-                    <m:t>k</m:t>
-                  </m:r>
-                </m:e>
-              </m:d>
+              <m:r>
+                <m:rPr>
+                  <m:sty m:val="p"/>
+                </m:rPr>
+                <m:t>(</m:t>
+              </m:r>
+              <m:r>
+                <m:t>h</m:t>
+              </m:r>
+              <m:r>
+                <m:rPr>
+                  <m:sty m:val="p"/>
+                </m:rPr>
+                <m:t>,</m:t>
+              </m:r>
+              <m:r>
+                <m:t>k</m:t>
+              </m:r>
+              <m:r>
+                <m:rPr>
+                  <m:sty m:val="p"/>
+                </m:rPr>
+                <m:t>)</m:t>
+              </m:r>
             </m:oMath>
             <w:r>
               <w:t xml:space="preserve">, radius</w:t>
@@ -2505,30 +2577,32 @@
                   <m:type m:val="bar"/>
                 </m:fPr>
                 <m:num>
+                  <m:r>
+                    <m:rPr>
+                      <m:sty m:val="p"/>
+                    </m:rPr>
+                    <m:t>(</m:t>
+                  </m:r>
+                  <m:r>
+                    <m:t>x</m:t>
+                  </m:r>
+                  <m:r>
+                    <m:rPr>
+                      <m:sty m:val="p"/>
+                    </m:rPr>
+                    <m:t>−</m:t>
+                  </m:r>
+                  <m:r>
+                    <m:t>h</m:t>
+                  </m:r>
                   <m:sSup>
                     <m:e>
-                      <m:d>
-                        <m:dPr>
-                          <m:begChr m:val="("/>
-                          <m:sepChr m:val=""/>
-                          <m:endChr m:val=")"/>
-                          <m:grow/>
-                        </m:dPr>
-                        <m:e>
-                          <m:r>
-                            <m:t>x</m:t>
-                          </m:r>
-                          <m:r>
-                            <m:rPr>
-                              <m:sty m:val="p"/>
-                            </m:rPr>
-                            <m:t>−</m:t>
-                          </m:r>
-                          <m:r>
-                            <m:t>h</m:t>
-                          </m:r>
-                        </m:e>
-                      </m:d>
+                      <m:r>
+                        <m:rPr>
+                          <m:sty m:val="p"/>
+                        </m:rPr>
+                        <m:t>)</m:t>
+                      </m:r>
                     </m:e>
                     <m:sup>
                       <m:r>
@@ -2563,30 +2637,32 @@
                   <m:type m:val="bar"/>
                 </m:fPr>
                 <m:num>
+                  <m:r>
+                    <m:rPr>
+                      <m:sty m:val="p"/>
+                    </m:rPr>
+                    <m:t>(</m:t>
+                  </m:r>
+                  <m:r>
+                    <m:t>y</m:t>
+                  </m:r>
+                  <m:r>
+                    <m:rPr>
+                      <m:sty m:val="p"/>
+                    </m:rPr>
+                    <m:t>−</m:t>
+                  </m:r>
+                  <m:r>
+                    <m:t>k</m:t>
+                  </m:r>
                   <m:sSup>
                     <m:e>
-                      <m:d>
-                        <m:dPr>
-                          <m:begChr m:val="("/>
-                          <m:sepChr m:val=""/>
-                          <m:endChr m:val=")"/>
-                          <m:grow/>
-                        </m:dPr>
-                        <m:e>
-                          <m:r>
-                            <m:t>y</m:t>
-                          </m:r>
-                          <m:r>
-                            <m:rPr>
-                              <m:sty m:val="p"/>
-                            </m:rPr>
-                            <m:t>−</m:t>
-                          </m:r>
-                          <m:r>
-                            <m:t>k</m:t>
-                          </m:r>
-                        </m:e>
-                      </m:d>
+                      <m:r>
+                        <m:rPr>
+                          <m:sty m:val="p"/>
+                        </m:rPr>
+                        <m:t>)</m:t>
+                      </m:r>
                     </m:e>
                     <m:sup>
                       <m:r>
@@ -2653,30 +2729,32 @@
               <w:pStyle w:val="Compact"/>
             </w:pPr>
             <m:oMath>
+              <m:r>
+                <m:rPr>
+                  <m:sty m:val="p"/>
+                </m:rPr>
+                <m:t>(</m:t>
+              </m:r>
+              <m:r>
+                <m:t>x</m:t>
+              </m:r>
+              <m:r>
+                <m:rPr>
+                  <m:sty m:val="p"/>
+                </m:rPr>
+                <m:t>−</m:t>
+              </m:r>
+              <m:r>
+                <m:t>h</m:t>
+              </m:r>
               <m:sSup>
                 <m:e>
-                  <m:d>
-                    <m:dPr>
-                      <m:begChr m:val="("/>
-                      <m:sepChr m:val=""/>
-                      <m:endChr m:val=")"/>
-                      <m:grow/>
-                    </m:dPr>
-                    <m:e>
-                      <m:r>
-                        <m:t>x</m:t>
-                      </m:r>
-                      <m:r>
-                        <m:rPr>
-                          <m:sty m:val="p"/>
-                        </m:rPr>
-                        <m:t>−</m:t>
-                      </m:r>
-                      <m:r>
-                        <m:t>h</m:t>
-                      </m:r>
-                    </m:e>
-                  </m:d>
+                  <m:r>
+                    <m:rPr>
+                      <m:sty m:val="p"/>
+                    </m:rPr>
+                    <m:t>)</m:t>
+                  </m:r>
                 </m:e>
                 <m:sup>
                   <m:r>
@@ -2696,28 +2774,30 @@
               <m:r>
                 <m:t>p</m:t>
               </m:r>
-              <m:d>
-                <m:dPr>
-                  <m:begChr m:val="("/>
-                  <m:sepChr m:val=""/>
-                  <m:endChr m:val=")"/>
-                  <m:grow/>
-                </m:dPr>
-                <m:e>
-                  <m:r>
-                    <m:t>y</m:t>
-                  </m:r>
-                  <m:r>
-                    <m:rPr>
-                      <m:sty m:val="p"/>
-                    </m:rPr>
-                    <m:t>−</m:t>
-                  </m:r>
-                  <m:r>
-                    <m:t>k</m:t>
-                  </m:r>
-                </m:e>
-              </m:d>
+              <m:r>
+                <m:rPr>
+                  <m:sty m:val="p"/>
+                </m:rPr>
+                <m:t>(</m:t>
+              </m:r>
+              <m:r>
+                <m:t>y</m:t>
+              </m:r>
+              <m:r>
+                <m:rPr>
+                  <m:sty m:val="p"/>
+                </m:rPr>
+                <m:t>−</m:t>
+              </m:r>
+              <m:r>
+                <m:t>k</m:t>
+              </m:r>
+              <m:r>
+                <m:rPr>
+                  <m:sty m:val="p"/>
+                </m:rPr>
+                <m:t>)</m:t>
+              </m:r>
             </m:oMath>
           </w:p>
         </w:tc>
@@ -2757,30 +2837,32 @@
                   <m:type m:val="bar"/>
                 </m:fPr>
                 <m:num>
+                  <m:r>
+                    <m:rPr>
+                      <m:sty m:val="p"/>
+                    </m:rPr>
+                    <m:t>(</m:t>
+                  </m:r>
+                  <m:r>
+                    <m:t>x</m:t>
+                  </m:r>
+                  <m:r>
+                    <m:rPr>
+                      <m:sty m:val="p"/>
+                    </m:rPr>
+                    <m:t>−</m:t>
+                  </m:r>
+                  <m:r>
+                    <m:t>h</m:t>
+                  </m:r>
                   <m:sSup>
                     <m:e>
-                      <m:d>
-                        <m:dPr>
-                          <m:begChr m:val="("/>
-                          <m:sepChr m:val=""/>
-                          <m:endChr m:val=")"/>
-                          <m:grow/>
-                        </m:dPr>
-                        <m:e>
-                          <m:r>
-                            <m:t>x</m:t>
-                          </m:r>
-                          <m:r>
-                            <m:rPr>
-                              <m:sty m:val="p"/>
-                            </m:rPr>
-                            <m:t>−</m:t>
-                          </m:r>
-                          <m:r>
-                            <m:t>h</m:t>
-                          </m:r>
-                        </m:e>
-                      </m:d>
+                      <m:r>
+                        <m:rPr>
+                          <m:sty m:val="p"/>
+                        </m:rPr>
+                        <m:t>)</m:t>
+                      </m:r>
                     </m:e>
                     <m:sup>
                       <m:r>
@@ -2815,30 +2897,32 @@
                   <m:type m:val="bar"/>
                 </m:fPr>
                 <m:num>
+                  <m:r>
+                    <m:rPr>
+                      <m:sty m:val="p"/>
+                    </m:rPr>
+                    <m:t>(</m:t>
+                  </m:r>
+                  <m:r>
+                    <m:t>y</m:t>
+                  </m:r>
+                  <m:r>
+                    <m:rPr>
+                      <m:sty m:val="p"/>
+                    </m:rPr>
+                    <m:t>−</m:t>
+                  </m:r>
+                  <m:r>
+                    <m:t>k</m:t>
+                  </m:r>
                   <m:sSup>
                     <m:e>
-                      <m:d>
-                        <m:dPr>
-                          <m:begChr m:val="("/>
-                          <m:sepChr m:val=""/>
-                          <m:endChr m:val=")"/>
-                          <m:grow/>
-                        </m:dPr>
-                        <m:e>
-                          <m:r>
-                            <m:t>y</m:t>
-                          </m:r>
-                          <m:r>
-                            <m:rPr>
-                              <m:sty m:val="p"/>
-                            </m:rPr>
-                            <m:t>−</m:t>
-                          </m:r>
-                          <m:r>
-                            <m:t>k</m:t>
-                          </m:r>
-                        </m:e>
-                      </m:d>
+                      <m:r>
+                        <m:rPr>
+                          <m:sty m:val="p"/>
+                        </m:rPr>
+                        <m:t>)</m:t>
+                      </m:r>
                     </m:e>
                     <m:sup>
                       <m:r>
@@ -2894,8 +2978,8 @@
         </w:pict>
       </w:r>
     </w:p>
-    <w:bookmarkEnd w:id="27"/>
-    <w:bookmarkStart w:id="30" w:name="references"/>
+    <w:bookmarkEnd w:id="16"/>
+    <w:bookmarkStart w:id="19" w:name="references"/>
     <w:p>
       <w:pPr>
         <w:pStyle w:val="Heading1"/>
@@ -2928,7 +3012,7 @@
         <w:t xml:space="preserve">Geometry textbooks on conic sections</w:t>
       </w:r>
     </w:p>
-    <w:bookmarkStart w:id="29" w:name="version-history"/>
+    <w:bookmarkStart w:id="18" w:name="version-history"/>
     <w:p>
       <w:pPr>
         <w:pStyle w:val="Heading2"/>
@@ -2949,7 +3033,7 @@
       <w:pPr>
         <w:pStyle w:val="BodyText"/>
       </w:pPr>
-      <w:hyperlink r:id="rId28">
+      <w:hyperlink r:id="rId17">
         <w:r>
           <w:rPr>
             <w:rStyle w:val="Hyperlink"/>
@@ -2958,8 +3042,8 @@
         </w:r>
       </w:hyperlink>
     </w:p>
-    <w:bookmarkEnd w:id="29"/>
-    <w:bookmarkEnd w:id="30"/>
+    <w:bookmarkEnd w:id="18"/>
+    <w:bookmarkEnd w:id="19"/>
     <w:sectPr>
       <w:pgSz w:h="15840" w:w="12240"/>
       <w:pgMar w:bottom="1440" w:footer="720" w:gutter="0" w:header="720" w:left="1440" w:right="1440" w:top="1440"/>
